--- a/exercises/Bài tập 048 - So sánh bằng và so sánh hơn.docx
+++ b/exercises/Bài tập 048 - So sánh bằng và so sánh hơn.docx
@@ -9,6 +9,7 @@
         <w:rPr>
           <w:rFonts w:ascii="Arial" w:hAnsi="Arial" w:cs="Arial"/>
           <w:b/>
+          <w:color w:val="000000"/>
           <w:sz w:val="32"/>
         </w:rPr>
       </w:pPr>
@@ -16,6 +17,7 @@
         <w:rPr>
           <w:rFonts w:ascii="Arial" w:hAnsi="Arial" w:cs="Arial"/>
           <w:b/>
+          <w:color w:val="000000"/>
           <w:sz w:val="32"/>
         </w:rPr>
         <w:t>BÀI TẬP NGÀY 48</w:t>
@@ -28,6 +30,7 @@
         <w:rPr>
           <w:rFonts w:ascii="Arial" w:hAnsi="Arial" w:cs="Arial"/>
           <w:b/>
+          <w:color w:val="000000"/>
           <w:sz w:val="36"/>
         </w:rPr>
       </w:pPr>
@@ -35,631 +38,1693 @@
         <w:rPr>
           <w:rFonts w:ascii="Arial" w:hAnsi="Arial" w:cs="Arial"/>
           <w:b/>
+          <w:color w:val="000000"/>
           <w:sz w:val="36"/>
         </w:rPr>
         <w:t>SO SÁNH BẰNG – SO SÁNH HƠN</w:t>
       </w:r>
     </w:p>
     <w:p>
-      <w:r>
+      <w:pPr>
+        <w:rPr>
+          <w:color w:val="000000"/>
+        </w:rPr>
+      </w:pPr>
+      <w:r>
+        <w:rPr>
+          <w:color w:val="000000"/>
+        </w:rPr>
         <w:t>Họ và tên: __________________________                         Điểm: ________/100</w:t>
       </w:r>
     </w:p>
     <w:p>
       <w:pPr>
         <w:pStyle w:val="Heading1"/>
-      </w:pPr>
-      <w:r>
+        <w:spacing w:before="60"/>
+      </w:pPr>
+      <w:r>
+        <w:lastRenderedPageBreak/>
         <w:t>PHẦN 1. CHỌN ĐÁP ÁN ĐÚNG (10 điểm)</w:t>
       </w:r>
     </w:p>
     <w:p>
-      <w:r>
+      <w:pPr>
+        <w:keepNext/>
+        <w:spacing w:before="120" w:after="60"/>
+        <w:rPr>
+          <w:color w:val="000000"/>
+        </w:rPr>
+      </w:pPr>
+      <w:r>
+        <w:rPr>
+          <w:color w:val="000000"/>
+        </w:rPr>
         <w:t>1. Lan is ______ tall as Mai.   A. as   B. than   C. more</w:t>
       </w:r>
     </w:p>
     <w:p>
-      <w:r>
+      <w:pPr>
+        <w:keepNext/>
+        <w:spacing w:before="120" w:after="60"/>
+        <w:rPr>
+          <w:color w:val="000000"/>
+        </w:rPr>
+      </w:pPr>
+      <w:r>
+        <w:rPr>
+          <w:color w:val="000000"/>
+        </w:rPr>
         <w:t>2. This room is not as big ______ that one.   A. than   B. as   C. more</w:t>
       </w:r>
     </w:p>
     <w:p>
-      <w:r>
+      <w:pPr>
+        <w:keepNext/>
+        <w:spacing w:before="120" w:after="60"/>
+        <w:rPr>
+          <w:color w:val="000000"/>
+        </w:rPr>
+      </w:pPr>
+      <w:r>
+        <w:rPr>
+          <w:color w:val="000000"/>
+        </w:rPr>
         <w:t>3. Nam is ______ than Minh.   A. tall   B. taller   C. more tall</w:t>
       </w:r>
     </w:p>
     <w:p>
-      <w:r>
+      <w:pPr>
+        <w:keepNext/>
+        <w:spacing w:before="120" w:after="60"/>
+        <w:rPr>
+          <w:color w:val="000000"/>
+        </w:rPr>
+      </w:pPr>
+      <w:r>
+        <w:rPr>
+          <w:color w:val="000000"/>
+        </w:rPr>
         <w:t>4. This book is ______ interesting than that one.   A. more   B. most   C. interestinger</w:t>
       </w:r>
     </w:p>
     <w:p>
-      <w:r>
+      <w:pPr>
+        <w:keepNext/>
+        <w:spacing w:before="120" w:after="60"/>
+        <w:rPr>
+          <w:color w:val="000000"/>
+        </w:rPr>
+      </w:pPr>
+      <w:r>
+        <w:rPr>
+          <w:color w:val="000000"/>
+        </w:rPr>
         <w:t>5. Today is ______ than yesterday.   A. hoter   B. hotter   C. more hot</w:t>
       </w:r>
     </w:p>
     <w:p>
-      <w:r>
+      <w:pPr>
+        <w:keepNext/>
+        <w:spacing w:before="120" w:after="60"/>
+        <w:rPr>
+          <w:color w:val="000000"/>
+        </w:rPr>
+      </w:pPr>
+      <w:r>
+        <w:rPr>
+          <w:color w:val="000000"/>
+        </w:rPr>
         <w:t>6. This test is ______ than the last one.   A. gooder   B. better   C. more good</w:t>
       </w:r>
     </w:p>
     <w:p>
-      <w:r>
+      <w:pPr>
+        <w:keepNext/>
+        <w:spacing w:before="120" w:after="60"/>
+        <w:rPr>
+          <w:color w:val="000000"/>
+        </w:rPr>
+      </w:pPr>
+      <w:r>
+        <w:rPr>
+          <w:color w:val="000000"/>
+        </w:rPr>
         <w:t>7. The weather is ______ today.   A. worse   B. badder   C. more bad</w:t>
       </w:r>
     </w:p>
     <w:p>
-      <w:r>
+      <w:pPr>
+        <w:keepNext/>
+        <w:spacing w:before="120" w:after="60"/>
+        <w:rPr>
+          <w:color w:val="000000"/>
+        </w:rPr>
+      </w:pPr>
+      <w:r>
+        <w:rPr>
+          <w:color w:val="000000"/>
+        </w:rPr>
         <w:t>8. She speaks ______ than me.   A. more clearly   B. clearlier   C. most clearly</w:t>
       </w:r>
     </w:p>
     <w:p>
-      <w:r>
+      <w:pPr>
+        <w:keepNext/>
+        <w:spacing w:before="120" w:after="60"/>
+        <w:rPr>
+          <w:color w:val="000000"/>
+        </w:rPr>
+      </w:pPr>
+      <w:r>
+        <w:rPr>
+          <w:color w:val="000000"/>
+        </w:rPr>
         <w:t>9. This car is ______ faster than mine.   A. very   B. much   C. more</w:t>
       </w:r>
     </w:p>
     <w:p>
-      <w:r>
+      <w:pPr>
+        <w:keepNext/>
+        <w:spacing w:before="120" w:after="60"/>
+        <w:rPr>
+          <w:color w:val="000000"/>
+        </w:rPr>
+      </w:pPr>
+      <w:r>
+        <w:rPr>
+          <w:color w:val="000000"/>
+        </w:rPr>
         <w:t>10. I have as ______ books as Lan.   A. much   B. many   C. more</w:t>
       </w:r>
     </w:p>
     <w:p>
       <w:pPr>
         <w:pStyle w:val="Heading1"/>
+        <w:spacing w:before="240"/>
       </w:pPr>
       <w:r>
         <w:t>PHẦN 2. VIẾT DẠNG SO SÁNH HƠN (10 điểm)</w:t>
       </w:r>
     </w:p>
     <w:p>
-      <w:r>
+      <w:pPr>
+        <w:keepNext/>
+        <w:spacing w:before="120" w:after="60"/>
+        <w:rPr>
+          <w:color w:val="000000"/>
+        </w:rPr>
+      </w:pPr>
+      <w:r>
+        <w:rPr>
+          <w:color w:val="000000"/>
+        </w:rPr>
         <w:t>1. tall → ______</w:t>
       </w:r>
     </w:p>
     <w:p>
-      <w:r>
+      <w:pPr>
+        <w:keepNext/>
+        <w:spacing w:before="120" w:after="60"/>
+        <w:rPr>
+          <w:color w:val="000000"/>
+        </w:rPr>
+      </w:pPr>
+      <w:r>
+        <w:rPr>
+          <w:color w:val="000000"/>
+        </w:rPr>
         <w:t>2. large → ______</w:t>
       </w:r>
     </w:p>
     <w:p>
-      <w:r>
+      <w:pPr>
+        <w:keepNext/>
+        <w:spacing w:before="120" w:after="60"/>
+        <w:rPr>
+          <w:color w:val="000000"/>
+        </w:rPr>
+      </w:pPr>
+      <w:r>
+        <w:rPr>
+          <w:color w:val="000000"/>
+        </w:rPr>
         <w:t>3. big → ______</w:t>
       </w:r>
     </w:p>
     <w:p>
-      <w:r>
+      <w:pPr>
+        <w:keepNext/>
+        <w:spacing w:before="120" w:after="60"/>
+        <w:rPr>
+          <w:color w:val="000000"/>
+        </w:rPr>
+      </w:pPr>
+      <w:r>
+        <w:rPr>
+          <w:color w:val="000000"/>
+        </w:rPr>
         <w:t>4. happy → ______</w:t>
       </w:r>
     </w:p>
     <w:p>
-      <w:r>
+      <w:pPr>
+        <w:keepNext/>
+        <w:spacing w:before="120" w:after="60"/>
+        <w:rPr>
+          <w:color w:val="000000"/>
+        </w:rPr>
+      </w:pPr>
+      <w:r>
+        <w:rPr>
+          <w:color w:val="000000"/>
+        </w:rPr>
         <w:t>5. beautiful → ______</w:t>
       </w:r>
     </w:p>
     <w:p>
-      <w:r>
+      <w:pPr>
+        <w:keepNext/>
+        <w:spacing w:before="120" w:after="60"/>
+        <w:rPr>
+          <w:color w:val="000000"/>
+        </w:rPr>
+      </w:pPr>
+      <w:r>
+        <w:rPr>
+          <w:color w:val="000000"/>
+        </w:rPr>
         <w:t>6. expensive → ______</w:t>
       </w:r>
     </w:p>
     <w:p>
-      <w:r>
+      <w:pPr>
+        <w:keepNext/>
+        <w:spacing w:before="120" w:after="60"/>
+        <w:rPr>
+          <w:color w:val="000000"/>
+        </w:rPr>
+      </w:pPr>
+      <w:r>
+        <w:rPr>
+          <w:color w:val="000000"/>
+        </w:rPr>
         <w:t>7. good → ______</w:t>
       </w:r>
     </w:p>
     <w:p>
-      <w:r>
+      <w:pPr>
+        <w:keepNext/>
+        <w:spacing w:before="120" w:after="60"/>
+        <w:rPr>
+          <w:color w:val="000000"/>
+        </w:rPr>
+      </w:pPr>
+      <w:r>
+        <w:rPr>
+          <w:color w:val="000000"/>
+        </w:rPr>
         <w:t>8. bad → ______</w:t>
       </w:r>
     </w:p>
     <w:p>
-      <w:r>
+      <w:pPr>
+        <w:keepNext/>
+        <w:spacing w:before="120" w:after="60"/>
+        <w:rPr>
+          <w:color w:val="000000"/>
+        </w:rPr>
+      </w:pPr>
+      <w:r>
+        <w:rPr>
+          <w:color w:val="000000"/>
+        </w:rPr>
         <w:t>9. much/many → ______</w:t>
       </w:r>
     </w:p>
     <w:p>
-      <w:r>
+      <w:pPr>
+        <w:keepNext/>
+        <w:spacing w:before="120" w:after="60"/>
+        <w:rPr>
+          <w:color w:val="000000"/>
+        </w:rPr>
+      </w:pPr>
+      <w:r>
+        <w:rPr>
+          <w:color w:val="000000"/>
+        </w:rPr>
         <w:t>10. little → ______</w:t>
       </w:r>
     </w:p>
     <w:p>
       <w:pPr>
         <w:pStyle w:val="Heading1"/>
+        <w:spacing w:before="240"/>
       </w:pPr>
       <w:r>
         <w:t>PHẦN 3. ĐIỀN AS...AS HOẶC NOT AS...AS (10 điểm)</w:t>
       </w:r>
     </w:p>
     <w:p>
-      <w:r>
+      <w:pPr>
+        <w:keepNext/>
+        <w:spacing w:before="120" w:after="60"/>
+        <w:rPr>
+          <w:color w:val="000000"/>
+        </w:rPr>
+      </w:pPr>
+      <w:r>
+        <w:rPr>
+          <w:color w:val="000000"/>
+        </w:rPr>
         <w:t>1. Lan is 160 cm. Mai is 160 cm. Lan is ______ tall ______ Mai.</w:t>
       </w:r>
     </w:p>
     <w:p>
-      <w:r>
+      <w:pPr>
+        <w:keepNext/>
+        <w:spacing w:before="120" w:after="60"/>
+        <w:rPr>
+          <w:color w:val="000000"/>
+        </w:rPr>
+      </w:pPr>
+      <w:r>
+        <w:rPr>
+          <w:color w:val="000000"/>
+        </w:rPr>
         <w:t>2. This bag costs $20. That bag costs $30. This bag is ______ expensive ______ that bag.</w:t>
       </w:r>
     </w:p>
     <w:p>
-      <w:r>
+      <w:pPr>
+        <w:keepNext/>
+        <w:spacing w:before="120" w:after="60"/>
+        <w:rPr>
+          <w:color w:val="000000"/>
+        </w:rPr>
+      </w:pPr>
+      <w:r>
+        <w:rPr>
+          <w:color w:val="000000"/>
+        </w:rPr>
         <w:t>3. Nam runs at the same speed as Minh. Nam runs ______ fast ______ Minh.</w:t>
       </w:r>
     </w:p>
     <w:p>
-      <w:r>
+      <w:pPr>
+        <w:keepNext/>
+        <w:spacing w:before="120" w:after="60"/>
+        <w:rPr>
+          <w:color w:val="000000"/>
+        </w:rPr>
+      </w:pPr>
+      <w:r>
+        <w:rPr>
+          <w:color w:val="000000"/>
+        </w:rPr>
         <w:t>4. Today is 25°C. Yesterday was 30°C. Today is ______ hot ______ yesterday.</w:t>
       </w:r>
     </w:p>
     <w:p>
-      <w:r>
+      <w:pPr>
+        <w:keepNext/>
+        <w:spacing w:before="120" w:after="60"/>
+        <w:rPr>
+          <w:color w:val="000000"/>
+        </w:rPr>
+      </w:pPr>
+      <w:r>
+        <w:rPr>
+          <w:color w:val="000000"/>
+        </w:rPr>
         <w:t>5. My room and your room are the same size. My room is ______ big ______ yours.</w:t>
       </w:r>
     </w:p>
     <w:p>
-      <w:r>
+      <w:pPr>
+        <w:keepNext/>
+        <w:spacing w:before="120" w:after="60"/>
+        <w:rPr>
+          <w:color w:val="000000"/>
+        </w:rPr>
+      </w:pPr>
+      <w:r>
+        <w:rPr>
+          <w:color w:val="000000"/>
+        </w:rPr>
         <w:t>6. I have ten books. Lan has ten books. I have ______ many books ______ Lan.</w:t>
       </w:r>
     </w:p>
     <w:p>
-      <w:r>
+      <w:pPr>
+        <w:keepNext/>
+        <w:spacing w:before="120" w:after="60"/>
+        <w:rPr>
+          <w:color w:val="000000"/>
+        </w:rPr>
+      </w:pPr>
+      <w:r>
+        <w:rPr>
+          <w:color w:val="000000"/>
+        </w:rPr>
         <w:t>7. This task is easy. That task is difficult. This task is ______ difficult ______ that one.</w:t>
       </w:r>
     </w:p>
     <w:p>
-      <w:r>
+      <w:pPr>
+        <w:keepNext/>
+        <w:spacing w:before="120" w:after="60"/>
+        <w:rPr>
+          <w:color w:val="000000"/>
+        </w:rPr>
+      </w:pPr>
+      <w:r>
+        <w:rPr>
+          <w:color w:val="000000"/>
+        </w:rPr>
         <w:t>8. Hoa works very carefully. Mai works equally carefully. Hoa works ______ carefully ______ Mai.</w:t>
       </w:r>
     </w:p>
     <w:p>
-      <w:r>
+      <w:pPr>
+        <w:keepNext/>
+        <w:spacing w:before="120" w:after="60"/>
+        <w:rPr>
+          <w:color w:val="000000"/>
+        </w:rPr>
+      </w:pPr>
+      <w:r>
+        <w:rPr>
+          <w:color w:val="000000"/>
+        </w:rPr>
         <w:t>9. My phone is old; yours is new. My phone is ______ modern ______ yours.</w:t>
       </w:r>
     </w:p>
     <w:p>
-      <w:r>
+      <w:pPr>
+        <w:keepNext/>
+        <w:spacing w:before="120" w:after="60"/>
+        <w:rPr>
+          <w:color w:val="000000"/>
+        </w:rPr>
+      </w:pPr>
+      <w:r>
+        <w:rPr>
+          <w:color w:val="000000"/>
+        </w:rPr>
         <w:t>10. We drink the same amount of water. We drink ______ much water ______ they do.</w:t>
       </w:r>
     </w:p>
     <w:p>
       <w:pPr>
         <w:pStyle w:val="Heading1"/>
+        <w:spacing w:before="240"/>
       </w:pPr>
       <w:r>
         <w:t>PHẦN 4. CHIA TÍNH TỪ/TRẠNG TỪ TRONG NGOẶC (10 điểm)</w:t>
       </w:r>
     </w:p>
     <w:p>
-      <w:r>
+      <w:pPr>
+        <w:keepNext/>
+        <w:spacing w:before="120" w:after="60"/>
+        <w:rPr>
+          <w:color w:val="000000"/>
+        </w:rPr>
+      </w:pPr>
+      <w:r>
+        <w:rPr>
+          <w:color w:val="000000"/>
+        </w:rPr>
         <w:t>1. Nam is ______ (young) than his brother.</w:t>
       </w:r>
     </w:p>
     <w:p>
-      <w:r>
+      <w:pPr>
+        <w:keepNext/>
+        <w:spacing w:before="120" w:after="60"/>
+        <w:rPr>
+          <w:color w:val="000000"/>
+        </w:rPr>
+      </w:pPr>
+      <w:r>
+        <w:rPr>
+          <w:color w:val="000000"/>
+        </w:rPr>
         <w:t>2. This road is ______ (narrow) than that one.</w:t>
       </w:r>
     </w:p>
     <w:p>
-      <w:r>
+      <w:pPr>
+        <w:keepNext/>
+        <w:spacing w:before="120" w:after="60"/>
+        <w:rPr>
+          <w:color w:val="000000"/>
+        </w:rPr>
+      </w:pPr>
+      <w:r>
+        <w:rPr>
+          <w:color w:val="000000"/>
+        </w:rPr>
         <w:t>3. The blue dress is ______ (beautiful) than the red one.</w:t>
       </w:r>
     </w:p>
     <w:p>
-      <w:r>
+      <w:pPr>
+        <w:keepNext/>
+        <w:spacing w:before="120" w:after="60"/>
+        <w:rPr>
+          <w:color w:val="000000"/>
+        </w:rPr>
+      </w:pPr>
+      <w:r>
+        <w:rPr>
+          <w:color w:val="000000"/>
+        </w:rPr>
         <w:t>4. Lan speaks ______ (clearly) than me.</w:t>
       </w:r>
     </w:p>
     <w:p>
-      <w:r>
+      <w:pPr>
+        <w:keepNext/>
+        <w:spacing w:before="120" w:after="60"/>
+        <w:rPr>
+          <w:color w:val="000000"/>
+        </w:rPr>
+      </w:pPr>
+      <w:r>
+        <w:rPr>
+          <w:color w:val="000000"/>
+        </w:rPr>
         <w:t>5. Today is ______ (hot) than yesterday.</w:t>
       </w:r>
     </w:p>
     <w:p>
-      <w:r>
+      <w:pPr>
+        <w:keepNext/>
+        <w:spacing w:before="120" w:after="60"/>
+        <w:rPr>
+          <w:color w:val="000000"/>
+        </w:rPr>
+      </w:pPr>
+      <w:r>
+        <w:rPr>
+          <w:color w:val="000000"/>
+        </w:rPr>
         <w:t>6. This exercise is ______ (easy) than the last one.</w:t>
       </w:r>
     </w:p>
     <w:p>
-      <w:r>
+      <w:pPr>
+        <w:keepNext/>
+        <w:spacing w:before="120" w:after="60"/>
+        <w:rPr>
+          <w:color w:val="000000"/>
+        </w:rPr>
+      </w:pPr>
+      <w:r>
+        <w:rPr>
+          <w:color w:val="000000"/>
+        </w:rPr>
         <w:t>7. My new phone is ______ (good) than my old one.</w:t>
       </w:r>
     </w:p>
     <w:p>
-      <w:r>
+      <w:pPr>
+        <w:keepNext/>
+        <w:spacing w:before="120" w:after="60"/>
+        <w:rPr>
+          <w:color w:val="000000"/>
+        </w:rPr>
+      </w:pPr>
+      <w:r>
+        <w:rPr>
+          <w:color w:val="000000"/>
+        </w:rPr>
         <w:t>8. The situation is ______ (bad) than we expected.</w:t>
       </w:r>
     </w:p>
     <w:p>
-      <w:r>
+      <w:pPr>
+        <w:keepNext/>
+        <w:spacing w:before="120" w:after="60"/>
+        <w:rPr>
+          <w:color w:val="000000"/>
+        </w:rPr>
+      </w:pPr>
+      <w:r>
+        <w:rPr>
+          <w:color w:val="000000"/>
+        </w:rPr>
         <w:t>9. He drives ______ (carefully) than his friend.</w:t>
       </w:r>
     </w:p>
     <w:p>
-      <w:r>
+      <w:pPr>
+        <w:keepNext/>
+        <w:spacing w:before="120" w:after="60"/>
+        <w:rPr>
+          <w:color w:val="000000"/>
+        </w:rPr>
+      </w:pPr>
+      <w:r>
+        <w:rPr>
+          <w:color w:val="000000"/>
+        </w:rPr>
         <w:t>10. This hotel is ______ (expensive) than that hostel.</w:t>
       </w:r>
     </w:p>
     <w:p>
       <w:pPr>
         <w:pStyle w:val="Heading1"/>
+        <w:spacing w:before="240"/>
       </w:pPr>
       <w:r>
         <w:t>PHẦN 5. VIẾT LẠI VỚI SO SÁNH BẰNG (10 điểm)</w:t>
       </w:r>
     </w:p>
     <w:p>
-      <w:r>
+      <w:pPr>
+        <w:keepNext/>
+        <w:spacing w:before="120" w:after="60"/>
+        <w:rPr>
+          <w:color w:val="000000"/>
+        </w:rPr>
+      </w:pPr>
+      <w:r>
+        <w:rPr>
+          <w:color w:val="000000"/>
+        </w:rPr>
         <w:t>1. Lan and Mai are equally tall. → ______________________________</w:t>
       </w:r>
     </w:p>
     <w:p>
-      <w:r>
+      <w:pPr>
+        <w:keepNext/>
+        <w:spacing w:before="120" w:after="60"/>
+        <w:rPr>
+          <w:color w:val="000000"/>
+        </w:rPr>
+      </w:pPr>
+      <w:r>
+        <w:rPr>
+          <w:color w:val="000000"/>
+        </w:rPr>
         <w:t>2. My bag and your bag have the same price. → ______________________________</w:t>
       </w:r>
     </w:p>
     <w:p>
-      <w:r>
+      <w:pPr>
+        <w:keepNext/>
+        <w:spacing w:before="120" w:after="60"/>
+        <w:rPr>
+          <w:color w:val="000000"/>
+        </w:rPr>
+      </w:pPr>
+      <w:r>
+        <w:rPr>
+          <w:color w:val="000000"/>
+        </w:rPr>
         <w:t>3. Nam runs at the same speed as Minh. → ______________________________</w:t>
       </w:r>
     </w:p>
     <w:p>
-      <w:r>
+      <w:pPr>
+        <w:keepNext/>
+        <w:spacing w:before="120" w:after="60"/>
+        <w:rPr>
+          <w:color w:val="000000"/>
+        </w:rPr>
+      </w:pPr>
+      <w:r>
+        <w:rPr>
+          <w:color w:val="000000"/>
+        </w:rPr>
         <w:t>4. This room and that room have the same size. → ______________________________</w:t>
       </w:r>
     </w:p>
     <w:p>
-      <w:r>
+      <w:pPr>
+        <w:keepNext/>
+        <w:spacing w:before="120" w:after="60"/>
+        <w:rPr>
+          <w:color w:val="000000"/>
+        </w:rPr>
+      </w:pPr>
+      <w:r>
+        <w:rPr>
+          <w:color w:val="000000"/>
+        </w:rPr>
         <w:t>5. Hoa and Lan work equally hard. → ______________________________</w:t>
       </w:r>
     </w:p>
     <w:p>
-      <w:r>
+      <w:pPr>
+        <w:keepNext/>
+        <w:spacing w:before="120" w:after="60"/>
+        <w:rPr>
+          <w:color w:val="000000"/>
+        </w:rPr>
+      </w:pPr>
+      <w:r>
+        <w:rPr>
+          <w:color w:val="000000"/>
+        </w:rPr>
         <w:t>6. My car is cheaper than yours. (not as) → ______________________________</w:t>
       </w:r>
     </w:p>
     <w:p>
-      <w:r>
+      <w:pPr>
+        <w:keepNext/>
+        <w:spacing w:before="120" w:after="60"/>
+        <w:rPr>
+          <w:color w:val="000000"/>
+        </w:rPr>
+      </w:pPr>
+      <w:r>
+        <w:rPr>
+          <w:color w:val="000000"/>
+        </w:rPr>
         <w:t>7. Today is cooler than yesterday. (not as) → ______________________________</w:t>
       </w:r>
     </w:p>
     <w:p>
-      <w:r>
+      <w:pPr>
+        <w:keepNext/>
+        <w:spacing w:before="120" w:after="60"/>
+        <w:rPr>
+          <w:color w:val="000000"/>
+        </w:rPr>
+      </w:pPr>
+      <w:r>
+        <w:rPr>
+          <w:color w:val="000000"/>
+        </w:rPr>
         <w:t>8. This book is less interesting than that one. (not as) → ______________________________</w:t>
       </w:r>
     </w:p>
     <w:p>
-      <w:r>
+      <w:pPr>
+        <w:keepNext/>
+        <w:spacing w:before="120" w:after="60"/>
+        <w:rPr>
+          <w:color w:val="000000"/>
+        </w:rPr>
+      </w:pPr>
+      <w:r>
+        <w:rPr>
+          <w:color w:val="000000"/>
+        </w:rPr>
         <w:t>9. I have the same number of books as Mai. → ______________________________</w:t>
       </w:r>
     </w:p>
     <w:p>
-      <w:r>
+      <w:pPr>
+        <w:keepNext/>
+        <w:spacing w:before="120" w:after="60"/>
+        <w:rPr>
+          <w:color w:val="000000"/>
+        </w:rPr>
+      </w:pPr>
+      <w:r>
+        <w:rPr>
+          <w:color w:val="000000"/>
+        </w:rPr>
         <w:t>10. We use the same amount of water as they do. → ______________________________</w:t>
       </w:r>
     </w:p>
     <w:p>
       <w:pPr>
         <w:pStyle w:val="Heading1"/>
+        <w:spacing w:before="240"/>
       </w:pPr>
       <w:r>
         <w:t>PHẦN 6. VIẾT LẠI VỚI SO SÁNH HƠN (10 điểm)</w:t>
       </w:r>
     </w:p>
     <w:p>
-      <w:r>
+      <w:pPr>
+        <w:keepNext/>
+        <w:spacing w:before="120" w:after="60"/>
+        <w:rPr>
+          <w:color w:val="000000"/>
+        </w:rPr>
+      </w:pPr>
+      <w:r>
+        <w:rPr>
+          <w:color w:val="000000"/>
+        </w:rPr>
         <w:t>1. Lan is 165 cm. Mai is 160 cm. → ______________________________</w:t>
       </w:r>
     </w:p>
     <w:p>
-      <w:r>
+      <w:pPr>
+        <w:keepNext/>
+        <w:spacing w:before="120" w:after="60"/>
+        <w:rPr>
+          <w:color w:val="000000"/>
+        </w:rPr>
+      </w:pPr>
+      <w:r>
+        <w:rPr>
+          <w:color w:val="000000"/>
+        </w:rPr>
         <w:t>2. This car costs $30,000. That car costs $20,000. → ______________________________</w:t>
       </w:r>
     </w:p>
     <w:p>
-      <w:r>
+      <w:pPr>
+        <w:keepNext/>
+        <w:spacing w:before="120" w:after="60"/>
+        <w:rPr>
+          <w:color w:val="000000"/>
+        </w:rPr>
+      </w:pPr>
+      <w:r>
+        <w:rPr>
+          <w:color w:val="000000"/>
+        </w:rPr>
         <w:t>3. Nam runs at 15 km/h. Minh runs at 12 km/h. → ______________________________</w:t>
       </w:r>
     </w:p>
     <w:p>
-      <w:r>
+      <w:pPr>
+        <w:keepNext/>
+        <w:spacing w:before="120" w:after="60"/>
+        <w:rPr>
+          <w:color w:val="000000"/>
+        </w:rPr>
+      </w:pPr>
+      <w:r>
+        <w:rPr>
+          <w:color w:val="000000"/>
+        </w:rPr>
         <w:t>4. This exercise is easy. That exercise is difficult. → ______________________________</w:t>
       </w:r>
     </w:p>
     <w:p>
-      <w:r>
+      <w:pPr>
+        <w:keepNext/>
+        <w:spacing w:before="120" w:after="60"/>
+        <w:rPr>
+          <w:color w:val="000000"/>
+        </w:rPr>
+      </w:pPr>
+      <w:r>
+        <w:rPr>
+          <w:color w:val="000000"/>
+        </w:rPr>
         <w:t>5. Today is 32°C. Yesterday was 28°C. → ______________________________</w:t>
       </w:r>
     </w:p>
     <w:p>
-      <w:r>
+      <w:pPr>
+        <w:keepNext/>
+        <w:spacing w:before="120" w:after="60"/>
+        <w:rPr>
+          <w:color w:val="000000"/>
+        </w:rPr>
+      </w:pPr>
+      <w:r>
+        <w:rPr>
+          <w:color w:val="000000"/>
+        </w:rPr>
         <w:t>6. My new phone works well. My old phone worked badly. → ______________________________</w:t>
       </w:r>
     </w:p>
     <w:p>
-      <w:r>
+      <w:pPr>
+        <w:keepNext/>
+        <w:spacing w:before="120" w:after="60"/>
+        <w:rPr>
+          <w:color w:val="000000"/>
+        </w:rPr>
+      </w:pPr>
+      <w:r>
+        <w:rPr>
+          <w:color w:val="000000"/>
+        </w:rPr>
         <w:t>7. Lan speaks clearly. Hoa does not speak very clearly. → ______________________________</w:t>
       </w:r>
     </w:p>
     <w:p>
-      <w:r>
+      <w:pPr>
+        <w:keepNext/>
+        <w:spacing w:before="120" w:after="60"/>
+        <w:rPr>
+          <w:color w:val="000000"/>
+        </w:rPr>
+      </w:pPr>
+      <w:r>
+        <w:rPr>
+          <w:color w:val="000000"/>
+        </w:rPr>
         <w:t>8. The red box weighs 10 kg. The blue box weighs 7 kg. → ______________________________</w:t>
       </w:r>
     </w:p>
     <w:p>
-      <w:r>
+      <w:pPr>
+        <w:keepNext/>
+        <w:spacing w:before="120" w:after="60"/>
+        <w:rPr>
+          <w:color w:val="000000"/>
+        </w:rPr>
+      </w:pPr>
+      <w:r>
+        <w:rPr>
+          <w:color w:val="000000"/>
+        </w:rPr>
         <w:t>9. Train A arrives in two hours. Train B arrives in three hours. → ______________________________</w:t>
       </w:r>
     </w:p>
     <w:p>
-      <w:r>
+      <w:pPr>
+        <w:keepNext/>
+        <w:spacing w:before="120" w:after="60"/>
+        <w:rPr>
+          <w:color w:val="000000"/>
+        </w:rPr>
+      </w:pPr>
+      <w:r>
+        <w:rPr>
+          <w:color w:val="000000"/>
+        </w:rPr>
         <w:t>10. This year's test is difficult. Last year's was easy. → ______________________________</w:t>
       </w:r>
     </w:p>
     <w:p>
       <w:pPr>
         <w:pStyle w:val="Heading1"/>
+        <w:spacing w:before="240"/>
       </w:pPr>
       <w:r>
         <w:t>PHẦN 7. THÊM MUCH, FAR, A LOT, A LITTLE HOẶC SLIGHTLY (10 điểm)</w:t>
       </w:r>
     </w:p>
     <w:p>
-      <w:r>
+      <w:pPr>
+        <w:rPr>
+          <w:color w:val="000000"/>
+        </w:rPr>
+      </w:pPr>
+      <w:r>
+        <w:rPr>
+          <w:color w:val="000000"/>
+        </w:rPr>
         <w:t>Chọn một từ/cụm phù hợp; có thể có nhiều đáp án đúng.</w:t>
       </w:r>
     </w:p>
     <w:p>
-      <w:r>
+      <w:pPr>
+        <w:keepNext/>
+        <w:spacing w:before="120" w:after="60"/>
+        <w:rPr>
+          <w:color w:val="000000"/>
+        </w:rPr>
+      </w:pPr>
+      <w:r>
+        <w:rPr>
+          <w:color w:val="000000"/>
+        </w:rPr>
         <w:t>1. A plane is ______ faster than a bicycle.</w:t>
       </w:r>
     </w:p>
     <w:p>
-      <w:r>
+      <w:pPr>
+        <w:keepNext/>
+        <w:spacing w:before="120" w:after="60"/>
+        <w:rPr>
+          <w:color w:val="000000"/>
+        </w:rPr>
+      </w:pPr>
+      <w:r>
+        <w:rPr>
+          <w:color w:val="000000"/>
+        </w:rPr>
         <w:t>2. Lan is 162 cm; Mai is 160 cm. Lan is ______ taller.</w:t>
       </w:r>
     </w:p>
     <w:p>
-      <w:r>
+      <w:pPr>
+        <w:keepNext/>
+        <w:spacing w:before="120" w:after="60"/>
+        <w:rPr>
+          <w:color w:val="000000"/>
+        </w:rPr>
+      </w:pPr>
+      <w:r>
+        <w:rPr>
+          <w:color w:val="000000"/>
+        </w:rPr>
         <w:t>3. This test is ______ more difficult than the previous one; most students failed.</w:t>
       </w:r>
     </w:p>
     <w:p>
-      <w:r>
+      <w:pPr>
+        <w:keepNext/>
+        <w:spacing w:before="120" w:after="60"/>
+        <w:rPr>
+          <w:color w:val="000000"/>
+        </w:rPr>
+      </w:pPr>
+      <w:r>
+        <w:rPr>
+          <w:color w:val="000000"/>
+        </w:rPr>
         <w:t>4. The new phone costs $510; the old one costs $500. It is ______ more expensive.</w:t>
       </w:r>
     </w:p>
     <w:p>
-      <w:r>
+      <w:pPr>
+        <w:keepNext/>
+        <w:spacing w:before="120" w:after="60"/>
+        <w:rPr>
+          <w:color w:val="000000"/>
+        </w:rPr>
+      </w:pPr>
+      <w:r>
+        <w:rPr>
+          <w:color w:val="000000"/>
+        </w:rPr>
         <w:t>5. My new computer is ______ better; it works twice as fast.</w:t>
       </w:r>
     </w:p>
     <w:p>
-      <w:r>
+      <w:pPr>
+        <w:keepNext/>
+        <w:spacing w:before="120" w:after="60"/>
+        <w:rPr>
+          <w:color w:val="000000"/>
+        </w:rPr>
+      </w:pPr>
+      <w:r>
+        <w:rPr>
+          <w:color w:val="000000"/>
+        </w:rPr>
         <w:t>6. Today is 31°C; yesterday was 30°C. Today is ______ hotter.</w:t>
       </w:r>
     </w:p>
     <w:p>
-      <w:r>
+      <w:pPr>
+        <w:keepNext/>
+        <w:spacing w:before="120" w:after="60"/>
+        <w:rPr>
+          <w:color w:val="000000"/>
+        </w:rPr>
+      </w:pPr>
+      <w:r>
+        <w:rPr>
+          <w:color w:val="000000"/>
+        </w:rPr>
         <w:t>7. The city is ______ busier than the village.</w:t>
       </w:r>
     </w:p>
     <w:p>
-      <w:r>
+      <w:pPr>
+        <w:keepNext/>
+        <w:spacing w:before="120" w:after="60"/>
+        <w:rPr>
+          <w:color w:val="000000"/>
+        </w:rPr>
+      </w:pPr>
+      <w:r>
+        <w:rPr>
+          <w:color w:val="000000"/>
+        </w:rPr>
         <w:t>8. This route is only two minutes shorter, so it is ______ faster.</w:t>
       </w:r>
     </w:p>
     <w:p>
-      <w:r>
+      <w:pPr>
+        <w:keepNext/>
+        <w:spacing w:before="120" w:after="60"/>
+        <w:rPr>
+          <w:color w:val="000000"/>
+        </w:rPr>
+      </w:pPr>
+      <w:r>
+        <w:rPr>
+          <w:color w:val="000000"/>
+        </w:rPr>
         <w:t>9. A house is ______ more expensive than a bicycle.</w:t>
       </w:r>
     </w:p>
     <w:p>
-      <w:r>
+      <w:pPr>
+        <w:keepNext/>
+        <w:spacing w:before="120" w:after="60"/>
+        <w:rPr>
+          <w:color w:val="000000"/>
+        </w:rPr>
+      </w:pPr>
+      <w:r>
+        <w:rPr>
+          <w:color w:val="000000"/>
+        </w:rPr>
         <w:t>10. Her second essay is ______ clearer than the first, but the difference is small.</w:t>
       </w:r>
     </w:p>
     <w:p>
       <w:pPr>
         <w:pStyle w:val="Heading1"/>
+        <w:spacing w:before="240"/>
       </w:pPr>
       <w:r>
         <w:t>PHẦN 8. SỬA LỖI SAI (10 điểm)</w:t>
       </w:r>
     </w:p>
     <w:p>
-      <w:r>
+      <w:pPr>
+        <w:keepNext/>
+        <w:spacing w:before="120" w:after="60"/>
+        <w:rPr>
+          <w:color w:val="000000"/>
+        </w:rPr>
+      </w:pPr>
+      <w:r>
+        <w:rPr>
+          <w:color w:val="000000"/>
+        </w:rPr>
         <w:t>1. Lan is as tall than Mai. → ______________________________</w:t>
       </w:r>
     </w:p>
     <w:p>
-      <w:r>
+      <w:pPr>
+        <w:keepNext/>
+        <w:spacing w:before="120" w:after="60"/>
+        <w:rPr>
+          <w:color w:val="000000"/>
+        </w:rPr>
+      </w:pPr>
+      <w:r>
+        <w:rPr>
+          <w:color w:val="000000"/>
+        </w:rPr>
         <w:t>2. Nam is more taller than Minh. → ______________________________</w:t>
       </w:r>
     </w:p>
     <w:p>
-      <w:r>
+      <w:pPr>
+        <w:keepNext/>
+        <w:spacing w:before="120" w:after="60"/>
+        <w:rPr>
+          <w:color w:val="000000"/>
+        </w:rPr>
+      </w:pPr>
+      <w:r>
+        <w:rPr>
+          <w:color w:val="000000"/>
+        </w:rPr>
         <w:t>3. This flower is beautifuller. → ______________________________</w:t>
       </w:r>
     </w:p>
     <w:p>
-      <w:r>
+      <w:pPr>
+        <w:keepNext/>
+        <w:spacing w:before="120" w:after="60"/>
+        <w:rPr>
+          <w:color w:val="000000"/>
+        </w:rPr>
+      </w:pPr>
+      <w:r>
+        <w:rPr>
+          <w:color w:val="000000"/>
+        </w:rPr>
         <w:t>4. My room is biger than yours. → ______________________________</w:t>
       </w:r>
     </w:p>
     <w:p>
-      <w:r>
+      <w:pPr>
+        <w:keepNext/>
+        <w:spacing w:before="120" w:after="60"/>
+        <w:rPr>
+          <w:color w:val="000000"/>
+        </w:rPr>
+      </w:pPr>
+      <w:r>
+        <w:rPr>
+          <w:color w:val="000000"/>
+        </w:rPr>
         <w:t>5. This test is more good than that one. → ______________________________</w:t>
       </w:r>
     </w:p>
     <w:p>
-      <w:r>
+      <w:pPr>
+        <w:keepNext/>
+        <w:spacing w:before="120" w:after="60"/>
+        <w:rPr>
+          <w:color w:val="000000"/>
+        </w:rPr>
+      </w:pPr>
+      <w:r>
+        <w:rPr>
+          <w:color w:val="000000"/>
+        </w:rPr>
         <w:t>6. Today is very hotter. → ______________________________</w:t>
       </w:r>
     </w:p>
     <w:p>
-      <w:r>
+      <w:pPr>
+        <w:keepNext/>
+        <w:spacing w:before="120" w:after="60"/>
+        <w:rPr>
+          <w:color w:val="000000"/>
+        </w:rPr>
+      </w:pPr>
+      <w:r>
+        <w:rPr>
+          <w:color w:val="000000"/>
+        </w:rPr>
         <w:t>7. He runs more fast than me. → ______________________________</w:t>
       </w:r>
     </w:p>
     <w:p>
-      <w:r>
+      <w:pPr>
+        <w:keepNext/>
+        <w:spacing w:before="120" w:after="60"/>
+        <w:rPr>
+          <w:color w:val="000000"/>
+        </w:rPr>
+      </w:pPr>
+      <w:r>
+        <w:rPr>
+          <w:color w:val="000000"/>
+        </w:rPr>
         <w:t>8. This bag is not as expensive than that one. → ______________________________</w:t>
       </w:r>
     </w:p>
     <w:p>
-      <w:r>
+      <w:pPr>
+        <w:keepNext/>
+        <w:spacing w:before="120" w:after="60"/>
+        <w:rPr>
+          <w:color w:val="000000"/>
+        </w:rPr>
+      </w:pPr>
+      <w:r>
+        <w:rPr>
+          <w:color w:val="000000"/>
+        </w:rPr>
         <w:t>9. She has as much books as Lan. → ______________________________</w:t>
       </w:r>
     </w:p>
     <w:p>
-      <w:r>
+      <w:pPr>
+        <w:keepNext/>
+        <w:spacing w:before="120" w:after="60"/>
+        <w:rPr>
+          <w:color w:val="000000"/>
+        </w:rPr>
+      </w:pPr>
+      <w:r>
+        <w:rPr>
+          <w:color w:val="000000"/>
+        </w:rPr>
         <w:t>10. The weather is badder today. → ______________________________</w:t>
       </w:r>
     </w:p>
     <w:p>
       <w:pPr>
         <w:pStyle w:val="Heading1"/>
+        <w:spacing w:before="240"/>
       </w:pPr>
       <w:r>
         <w:t>PHẦN 9. ĐỌC HIỂU (10 điểm)</w:t>
       </w:r>
     </w:p>
     <w:p>
-      <w:r>
+      <w:pPr>
+        <w:rPr>
+          <w:color w:val="000000"/>
+        </w:rPr>
+      </w:pPr>
+      <w:r>
+        <w:rPr>
+          <w:color w:val="000000"/>
+        </w:rPr>
         <w:t>Đọc đoạn văn:</w:t>
       </w:r>
     </w:p>
     <w:p>
-      <w:r>
+      <w:pPr>
+        <w:rPr>
+          <w:color w:val="000000"/>
+        </w:rPr>
+      </w:pPr>
+      <w:r>
+        <w:rPr>
+          <w:color w:val="000000"/>
+        </w:rPr>
         <w:t>Lan and Hoa are sisters. Lan is two years older than Hoa, but Hoa is slightly taller. Lan is more outgoing, while Hoa is quieter and more patient. They both study English. Hoa reads as quickly as Lan, but Lan speaks more fluently. Lan has more English books, while Hoa spends more time practicing online. Their test scores are almost the same because they work equally hard.</w:t>
       </w:r>
     </w:p>
     <w:p>
-      <w:r>
+      <w:pPr>
+        <w:rPr>
+          <w:color w:val="000000"/>
+        </w:rPr>
+      </w:pPr>
+      <w:r>
+        <w:rPr>
+          <w:color w:val="000000"/>
+        </w:rPr>
         <w:t>Trả lời câu hỏi:</w:t>
       </w:r>
     </w:p>
     <w:p>
-      <w:r>
+      <w:pPr>
+        <w:keepNext/>
+        <w:spacing w:before="120" w:after="60"/>
+        <w:rPr>
+          <w:color w:val="000000"/>
+        </w:rPr>
+      </w:pPr>
+      <w:r>
+        <w:rPr>
+          <w:color w:val="000000"/>
+        </w:rPr>
         <w:t>1. Who is older?</w:t>
       </w:r>
     </w:p>
     <w:p>
-      <w:r>
+      <w:pPr>
+        <w:keepNext/>
+        <w:spacing w:before="120" w:after="60"/>
+        <w:rPr>
+          <w:color w:val="000000"/>
+        </w:rPr>
+      </w:pPr>
+      <w:r>
+        <w:rPr>
+          <w:color w:val="000000"/>
+        </w:rPr>
         <w:t>2. How much older is she?</w:t>
       </w:r>
     </w:p>
     <w:p>
-      <w:r>
+      <w:pPr>
+        <w:keepNext/>
+        <w:spacing w:before="120" w:after="60"/>
+        <w:rPr>
+          <w:color w:val="000000"/>
+        </w:rPr>
+      </w:pPr>
+      <w:r>
+        <w:rPr>
+          <w:color w:val="000000"/>
+        </w:rPr>
         <w:t>3. Who is taller?</w:t>
       </w:r>
     </w:p>
     <w:p>
-      <w:r>
+      <w:pPr>
+        <w:keepNext/>
+        <w:spacing w:before="120" w:after="60"/>
+        <w:rPr>
+          <w:color w:val="000000"/>
+        </w:rPr>
+      </w:pPr>
+      <w:r>
+        <w:rPr>
+          <w:color w:val="000000"/>
+        </w:rPr>
         <w:t>4. Is the height difference large?</w:t>
       </w:r>
     </w:p>
     <w:p>
-      <w:r>
+      <w:pPr>
+        <w:keepNext/>
+        <w:spacing w:before="120" w:after="60"/>
+        <w:rPr>
+          <w:color w:val="000000"/>
+        </w:rPr>
+      </w:pPr>
+      <w:r>
+        <w:rPr>
+          <w:color w:val="000000"/>
+        </w:rPr>
         <w:t>5. Who is more outgoing?</w:t>
       </w:r>
     </w:p>
     <w:p>
-      <w:r>
+      <w:pPr>
+        <w:keepNext/>
+        <w:spacing w:before="120" w:after="60"/>
+        <w:rPr>
+          <w:color w:val="000000"/>
+        </w:rPr>
+      </w:pPr>
+      <w:r>
+        <w:rPr>
+          <w:color w:val="000000"/>
+        </w:rPr>
         <w:t>6. Who is quieter and more patient?</w:t>
       </w:r>
     </w:p>
     <w:p>
-      <w:r>
+      <w:pPr>
+        <w:keepNext/>
+        <w:spacing w:before="120" w:after="60"/>
+        <w:rPr>
+          <w:color w:val="000000"/>
+        </w:rPr>
+      </w:pPr>
+      <w:r>
+        <w:rPr>
+          <w:color w:val="000000"/>
+        </w:rPr>
         <w:t>7. Does Hoa read more slowly than Lan?</w:t>
       </w:r>
     </w:p>
     <w:p>
-      <w:r>
+      <w:pPr>
+        <w:keepNext/>
+        <w:spacing w:before="120" w:after="60"/>
+        <w:rPr>
+          <w:color w:val="000000"/>
+        </w:rPr>
+      </w:pPr>
+      <w:r>
+        <w:rPr>
+          <w:color w:val="000000"/>
+        </w:rPr>
         <w:t>8. Who speaks more fluently?</w:t>
       </w:r>
     </w:p>
     <w:p>
-      <w:r>
+      <w:pPr>
+        <w:keepNext/>
+        <w:spacing w:before="120" w:after="60"/>
+        <w:rPr>
+          <w:color w:val="000000"/>
+        </w:rPr>
+      </w:pPr>
+      <w:r>
+        <w:rPr>
+          <w:color w:val="000000"/>
+        </w:rPr>
         <w:t>9. Who has more English books?</w:t>
       </w:r>
     </w:p>
     <w:p>
-      <w:r>
+      <w:pPr>
+        <w:keepNext/>
+        <w:spacing w:before="120" w:after="60"/>
+        <w:rPr>
+          <w:color w:val="000000"/>
+        </w:rPr>
+      </w:pPr>
+      <w:r>
+        <w:rPr>
+          <w:color w:val="000000"/>
+        </w:rPr>
         <w:t>10. Why are their test scores almost the same?</w:t>
       </w:r>
     </w:p>
     <w:p>
       <w:pPr>
         <w:pStyle w:val="Heading1"/>
+        <w:spacing w:before="240"/>
       </w:pPr>
       <w:r>
         <w:t>PHẦN 10. VIẾT CÂU HOÀN CHỈNH (10 điểm)</w:t>
       </w:r>
     </w:p>
     <w:p>
-      <w:r>
+      <w:pPr>
+        <w:keepNext/>
+        <w:spacing w:before="120" w:after="60"/>
+        <w:rPr>
+          <w:color w:val="000000"/>
+        </w:rPr>
+      </w:pPr>
+      <w:r>
+        <w:rPr>
+          <w:color w:val="000000"/>
+        </w:rPr>
         <w:t>1. Lan / as tall as / Mai → ______________________________</w:t>
       </w:r>
     </w:p>
     <w:p>
-      <w:r>
+      <w:pPr>
+        <w:keepNext/>
+        <w:spacing w:before="120" w:after="60"/>
+        <w:rPr>
+          <w:color w:val="000000"/>
+        </w:rPr>
+      </w:pPr>
+      <w:r>
+        <w:rPr>
+          <w:color w:val="000000"/>
+        </w:rPr>
         <w:t>2. room / not as big as / that one → ______________________________</w:t>
       </w:r>
     </w:p>
     <w:p>
-      <w:r>
+      <w:pPr>
+        <w:keepNext/>
+        <w:spacing w:before="120" w:after="60"/>
+        <w:rPr>
+          <w:color w:val="000000"/>
+        </w:rPr>
+      </w:pPr>
+      <w:r>
+        <w:rPr>
+          <w:color w:val="000000"/>
+        </w:rPr>
         <w:t>3. Nam / taller than / Minh → ______________________________</w:t>
       </w:r>
     </w:p>
     <w:p>
-      <w:r>
+      <w:pPr>
+        <w:keepNext/>
+        <w:spacing w:before="120" w:after="60"/>
+        <w:rPr>
+          <w:color w:val="000000"/>
+        </w:rPr>
+      </w:pPr>
+      <w:r>
+        <w:rPr>
+          <w:color w:val="000000"/>
+        </w:rPr>
         <w:t>4. book / more interesting than / film → ______________________________</w:t>
       </w:r>
     </w:p>
     <w:p>
-      <w:r>
+      <w:pPr>
+        <w:keepNext/>
+        <w:spacing w:before="120" w:after="60"/>
+        <w:rPr>
+          <w:color w:val="000000"/>
+        </w:rPr>
+      </w:pPr>
+      <w:r>
+        <w:rPr>
+          <w:color w:val="000000"/>
+        </w:rPr>
         <w:t>5. today / hotter than / yesterday → ______________________________</w:t>
       </w:r>
     </w:p>
     <w:p>
-      <w:r>
+      <w:pPr>
+        <w:keepNext/>
+        <w:spacing w:before="120" w:after="60"/>
+        <w:rPr>
+          <w:color w:val="000000"/>
+        </w:rPr>
+      </w:pPr>
+      <w:r>
+        <w:rPr>
+          <w:color w:val="000000"/>
+        </w:rPr>
         <w:t>6. this test / better than / last one → ______________________________</w:t>
       </w:r>
     </w:p>
     <w:p>
-      <w:r>
+      <w:pPr>
+        <w:keepNext/>
+        <w:spacing w:before="120" w:after="60"/>
+        <w:rPr>
+          <w:color w:val="000000"/>
+        </w:rPr>
+      </w:pPr>
+      <w:r>
+        <w:rPr>
+          <w:color w:val="000000"/>
+        </w:rPr>
         <w:t>7. weather / worse than / yesterday → ______________________________</w:t>
       </w:r>
     </w:p>
     <w:p>
-      <w:r>
+      <w:pPr>
+        <w:keepNext/>
+        <w:spacing w:before="120" w:after="60"/>
+        <w:rPr>
+          <w:color w:val="000000"/>
+        </w:rPr>
+      </w:pPr>
+      <w:r>
+        <w:rPr>
+          <w:color w:val="000000"/>
+        </w:rPr>
         <w:t>8. she / speak / more clearly than / me → ______________________________</w:t>
       </w:r>
     </w:p>
     <w:p>
-      <w:r>
+      <w:pPr>
+        <w:keepNext/>
+        <w:spacing w:before="120" w:after="60"/>
+        <w:rPr>
+          <w:color w:val="000000"/>
+        </w:rPr>
+      </w:pPr>
+      <w:r>
+        <w:rPr>
+          <w:color w:val="000000"/>
+        </w:rPr>
         <w:t>9. car / much faster than / mine → ______________________________</w:t>
       </w:r>
     </w:p>
     <w:p>
-      <w:r>
+      <w:pPr>
+        <w:keepNext/>
+        <w:spacing w:before="120" w:after="60"/>
+        <w:rPr>
+          <w:color w:val="000000"/>
+        </w:rPr>
+      </w:pPr>
+      <w:r>
+        <w:rPr>
+          <w:color w:val="000000"/>
+        </w:rPr>
         <w:t>10. I / as many books as / Lan → ______________________________</w:t>
       </w:r>
     </w:p>
     <w:p>
       <w:pPr>
         <w:spacing w:after="160"/>
-      </w:pPr>
-      <w:r>
+        <w:rPr>
+          <w:color w:val="000000"/>
+        </w:rPr>
+      </w:pPr>
+      <w:r>
+        <w:rPr>
+          <w:color w:val="000000"/>
+        </w:rPr>
         <w:br w:type="page"/>
       </w:r>
     </w:p>
     <w:p>
       <w:pPr>
         <w:pStyle w:val="Title"/>
+        <w:keepNext/>
+        <w:pageBreakBefore/>
+        <w:spacing w:after="240"/>
         <w:jc w:val="center"/>
         <w:rPr>
           <w:rFonts w:ascii="Arial" w:hAnsi="Arial" w:cs="Arial"/>
           <w:b/>
+          <w:color w:val="000000"/>
           <w:sz w:val="32"/>
         </w:rPr>
       </w:pPr>
@@ -667,6 +1732,7 @@
         <w:rPr>
           <w:rFonts w:ascii="Arial" w:hAnsi="Arial" w:cs="Arial"/>
           <w:b/>
+          <w:color w:val="000000"/>
           <w:sz w:val="32"/>
         </w:rPr>
         <w:t>ĐÁP ÁN</w:t>
@@ -675,18 +1741,22 @@
     <w:p>
       <w:pPr>
         <w:pStyle w:val="Title"/>
+        <w:keepNext/>
+        <w:spacing w:after="240"/>
         <w:jc w:val="center"/>
         <w:rPr>
           <w:rFonts w:ascii="Arial" w:hAnsi="Arial" w:cs="Arial"/>
           <w:b/>
-          <w:sz w:val="36"/>
+          <w:color w:val="000000"/>
+          <w:sz w:val="30"/>
         </w:rPr>
       </w:pPr>
       <w:r>
         <w:rPr>
           <w:rFonts w:ascii="Arial" w:hAnsi="Arial" w:cs="Arial"/>
           <w:b/>
-          <w:sz w:val="36"/>
+          <w:color w:val="000000"/>
+          <w:sz w:val="30"/>
         </w:rPr>
         <w:t>BÀI TẬP NGÀY 48 – SO SÁNH BẰNG VÀ SO SÁNH HƠN</w:t>
       </w:r>
@@ -694,589 +1764,1513 @@
     <w:p>
       <w:pPr>
         <w:pStyle w:val="Heading1"/>
+        <w:spacing w:before="0"/>
       </w:pPr>
       <w:r>
         <w:t>PHẦN 1</w:t>
       </w:r>
     </w:p>
     <w:p>
-      <w:r>
+      <w:pPr>
+        <w:spacing w:after="160"/>
+        <w:rPr>
+          <w:color w:val="000000"/>
+        </w:rPr>
+      </w:pPr>
+      <w:r>
+        <w:rPr>
+          <w:color w:val="000000"/>
+        </w:rPr>
         <w:t>1. A</w:t>
       </w:r>
     </w:p>
     <w:p>
-      <w:r>
+      <w:pPr>
+        <w:spacing w:after="160"/>
+        <w:rPr>
+          <w:color w:val="000000"/>
+        </w:rPr>
+      </w:pPr>
+      <w:r>
+        <w:rPr>
+          <w:color w:val="000000"/>
+        </w:rPr>
         <w:t>2. B</w:t>
       </w:r>
     </w:p>
     <w:p>
-      <w:r>
+      <w:pPr>
+        <w:spacing w:after="160"/>
+        <w:rPr>
+          <w:color w:val="000000"/>
+        </w:rPr>
+      </w:pPr>
+      <w:r>
+        <w:rPr>
+          <w:color w:val="000000"/>
+        </w:rPr>
         <w:t>3. B</w:t>
       </w:r>
     </w:p>
     <w:p>
-      <w:r>
+      <w:pPr>
+        <w:spacing w:after="160"/>
+        <w:rPr>
+          <w:color w:val="000000"/>
+        </w:rPr>
+      </w:pPr>
+      <w:r>
+        <w:rPr>
+          <w:color w:val="000000"/>
+        </w:rPr>
         <w:t>4. A</w:t>
       </w:r>
     </w:p>
     <w:p>
-      <w:r>
+      <w:pPr>
+        <w:spacing w:after="160"/>
+        <w:rPr>
+          <w:color w:val="000000"/>
+        </w:rPr>
+      </w:pPr>
+      <w:r>
+        <w:rPr>
+          <w:color w:val="000000"/>
+        </w:rPr>
         <w:t>5. B</w:t>
       </w:r>
     </w:p>
     <w:p>
-      <w:r>
+      <w:pPr>
+        <w:spacing w:after="160"/>
+        <w:rPr>
+          <w:color w:val="000000"/>
+        </w:rPr>
+      </w:pPr>
+      <w:r>
+        <w:rPr>
+          <w:color w:val="000000"/>
+        </w:rPr>
         <w:t>6. B</w:t>
       </w:r>
     </w:p>
     <w:p>
-      <w:r>
+      <w:pPr>
+        <w:spacing w:after="160"/>
+        <w:rPr>
+          <w:color w:val="000000"/>
+        </w:rPr>
+      </w:pPr>
+      <w:r>
+        <w:rPr>
+          <w:color w:val="000000"/>
+        </w:rPr>
         <w:t>7. A</w:t>
       </w:r>
     </w:p>
     <w:p>
-      <w:r>
+      <w:pPr>
+        <w:spacing w:after="160"/>
+        <w:rPr>
+          <w:color w:val="000000"/>
+        </w:rPr>
+      </w:pPr>
+      <w:r>
+        <w:rPr>
+          <w:color w:val="000000"/>
+        </w:rPr>
         <w:t>8. A</w:t>
       </w:r>
     </w:p>
     <w:p>
-      <w:r>
+      <w:pPr>
+        <w:spacing w:after="160"/>
+        <w:rPr>
+          <w:color w:val="000000"/>
+        </w:rPr>
+      </w:pPr>
+      <w:r>
+        <w:rPr>
+          <w:color w:val="000000"/>
+        </w:rPr>
         <w:t>9. B</w:t>
       </w:r>
     </w:p>
     <w:p>
-      <w:r>
+      <w:pPr>
+        <w:spacing w:after="160"/>
+        <w:rPr>
+          <w:color w:val="000000"/>
+        </w:rPr>
+      </w:pPr>
+      <w:r>
+        <w:rPr>
+          <w:color w:val="000000"/>
+        </w:rPr>
         <w:t>10. B</w:t>
       </w:r>
     </w:p>
     <w:p>
       <w:pPr>
         <w:pStyle w:val="Heading1"/>
+        <w:spacing w:before="240"/>
       </w:pPr>
       <w:r>
         <w:t>PHẦN 2</w:t>
       </w:r>
     </w:p>
     <w:p>
-      <w:r>
+      <w:pPr>
+        <w:spacing w:after="160"/>
+        <w:rPr>
+          <w:color w:val="000000"/>
+        </w:rPr>
+      </w:pPr>
+      <w:r>
+        <w:rPr>
+          <w:color w:val="000000"/>
+        </w:rPr>
         <w:t>1. taller</w:t>
       </w:r>
     </w:p>
     <w:p>
-      <w:r>
+      <w:pPr>
+        <w:spacing w:after="160"/>
+        <w:rPr>
+          <w:color w:val="000000"/>
+        </w:rPr>
+      </w:pPr>
+      <w:r>
+        <w:rPr>
+          <w:color w:val="000000"/>
+        </w:rPr>
         <w:t>2. larger</w:t>
       </w:r>
     </w:p>
     <w:p>
-      <w:r>
+      <w:pPr>
+        <w:spacing w:after="160"/>
+        <w:rPr>
+          <w:color w:val="000000"/>
+        </w:rPr>
+      </w:pPr>
+      <w:r>
+        <w:rPr>
+          <w:color w:val="000000"/>
+        </w:rPr>
         <w:t>3. bigger</w:t>
       </w:r>
     </w:p>
     <w:p>
-      <w:r>
+      <w:pPr>
+        <w:spacing w:after="160"/>
+        <w:rPr>
+          <w:color w:val="000000"/>
+        </w:rPr>
+      </w:pPr>
+      <w:r>
+        <w:rPr>
+          <w:color w:val="000000"/>
+        </w:rPr>
         <w:t>4. happier</w:t>
       </w:r>
     </w:p>
     <w:p>
-      <w:r>
+      <w:pPr>
+        <w:spacing w:after="160"/>
+        <w:rPr>
+          <w:color w:val="000000"/>
+        </w:rPr>
+      </w:pPr>
+      <w:r>
+        <w:rPr>
+          <w:color w:val="000000"/>
+        </w:rPr>
         <w:t>5. more beautiful</w:t>
       </w:r>
     </w:p>
     <w:p>
-      <w:r>
+      <w:pPr>
+        <w:spacing w:after="160"/>
+        <w:rPr>
+          <w:color w:val="000000"/>
+        </w:rPr>
+      </w:pPr>
+      <w:r>
+        <w:rPr>
+          <w:color w:val="000000"/>
+        </w:rPr>
         <w:t>6. more expensive</w:t>
       </w:r>
     </w:p>
     <w:p>
-      <w:r>
+      <w:pPr>
+        <w:spacing w:after="160"/>
+        <w:rPr>
+          <w:color w:val="000000"/>
+        </w:rPr>
+      </w:pPr>
+      <w:r>
+        <w:rPr>
+          <w:color w:val="000000"/>
+        </w:rPr>
         <w:t>7. better</w:t>
       </w:r>
     </w:p>
     <w:p>
-      <w:r>
+      <w:pPr>
+        <w:spacing w:after="160"/>
+        <w:rPr>
+          <w:color w:val="000000"/>
+        </w:rPr>
+      </w:pPr>
+      <w:r>
+        <w:rPr>
+          <w:color w:val="000000"/>
+        </w:rPr>
         <w:t>8. worse</w:t>
       </w:r>
     </w:p>
     <w:p>
-      <w:r>
+      <w:pPr>
+        <w:spacing w:after="160"/>
+        <w:rPr>
+          <w:color w:val="000000"/>
+        </w:rPr>
+      </w:pPr>
+      <w:r>
+        <w:rPr>
+          <w:color w:val="000000"/>
+        </w:rPr>
         <w:t>9. more</w:t>
       </w:r>
     </w:p>
     <w:p>
-      <w:r>
+      <w:pPr>
+        <w:spacing w:after="160"/>
+        <w:rPr>
+          <w:color w:val="000000"/>
+        </w:rPr>
+      </w:pPr>
+      <w:r>
+        <w:rPr>
+          <w:color w:val="000000"/>
+        </w:rPr>
         <w:t>10. less</w:t>
       </w:r>
     </w:p>
     <w:p>
       <w:pPr>
         <w:pStyle w:val="Heading1"/>
+        <w:spacing w:before="240"/>
       </w:pPr>
       <w:r>
         <w:t>PHẦN 3</w:t>
       </w:r>
     </w:p>
     <w:p>
-      <w:r>
+      <w:pPr>
+        <w:spacing w:after="160"/>
+        <w:rPr>
+          <w:color w:val="000000"/>
+        </w:rPr>
+      </w:pPr>
+      <w:r>
+        <w:rPr>
+          <w:color w:val="000000"/>
+        </w:rPr>
         <w:t>1. as / as</w:t>
       </w:r>
     </w:p>
     <w:p>
-      <w:r>
+      <w:pPr>
+        <w:spacing w:after="160"/>
+        <w:rPr>
+          <w:color w:val="000000"/>
+        </w:rPr>
+      </w:pPr>
+      <w:r>
+        <w:rPr>
+          <w:color w:val="000000"/>
+        </w:rPr>
         <w:t>2. not as / as</w:t>
       </w:r>
     </w:p>
     <w:p>
-      <w:r>
+      <w:pPr>
+        <w:spacing w:after="160"/>
+        <w:rPr>
+          <w:color w:val="000000"/>
+        </w:rPr>
+      </w:pPr>
+      <w:r>
+        <w:rPr>
+          <w:color w:val="000000"/>
+        </w:rPr>
         <w:t>3. as / as</w:t>
       </w:r>
     </w:p>
     <w:p>
-      <w:r>
+      <w:pPr>
+        <w:spacing w:after="160"/>
+        <w:rPr>
+          <w:color w:val="000000"/>
+        </w:rPr>
+      </w:pPr>
+      <w:r>
+        <w:rPr>
+          <w:color w:val="000000"/>
+        </w:rPr>
         <w:t>4. not as / as</w:t>
       </w:r>
     </w:p>
     <w:p>
-      <w:r>
+      <w:pPr>
+        <w:spacing w:after="160"/>
+        <w:rPr>
+          <w:color w:val="000000"/>
+        </w:rPr>
+      </w:pPr>
+      <w:r>
+        <w:rPr>
+          <w:color w:val="000000"/>
+        </w:rPr>
         <w:t>5. as / as</w:t>
       </w:r>
     </w:p>
     <w:p>
-      <w:r>
+      <w:pPr>
+        <w:spacing w:after="160"/>
+        <w:rPr>
+          <w:color w:val="000000"/>
+        </w:rPr>
+      </w:pPr>
+      <w:r>
+        <w:rPr>
+          <w:color w:val="000000"/>
+        </w:rPr>
         <w:t>6. as / as</w:t>
       </w:r>
     </w:p>
     <w:p>
-      <w:r>
+      <w:pPr>
+        <w:spacing w:after="160"/>
+        <w:rPr>
+          <w:color w:val="000000"/>
+        </w:rPr>
+      </w:pPr>
+      <w:r>
+        <w:rPr>
+          <w:color w:val="000000"/>
+        </w:rPr>
         <w:t>7. not as / as</w:t>
       </w:r>
     </w:p>
     <w:p>
-      <w:r>
+      <w:pPr>
+        <w:spacing w:after="160"/>
+        <w:rPr>
+          <w:color w:val="000000"/>
+        </w:rPr>
+      </w:pPr>
+      <w:r>
+        <w:rPr>
+          <w:color w:val="000000"/>
+        </w:rPr>
         <w:t>8. as / as</w:t>
       </w:r>
     </w:p>
     <w:p>
-      <w:r>
+      <w:pPr>
+        <w:spacing w:after="160"/>
+        <w:rPr>
+          <w:color w:val="000000"/>
+        </w:rPr>
+      </w:pPr>
+      <w:r>
+        <w:rPr>
+          <w:color w:val="000000"/>
+        </w:rPr>
         <w:t>9. not as / as</w:t>
       </w:r>
     </w:p>
     <w:p>
-      <w:r>
+      <w:pPr>
+        <w:spacing w:after="160"/>
+        <w:rPr>
+          <w:color w:val="000000"/>
+        </w:rPr>
+      </w:pPr>
+      <w:r>
+        <w:rPr>
+          <w:color w:val="000000"/>
+        </w:rPr>
         <w:t>10. as / as</w:t>
       </w:r>
     </w:p>
     <w:p>
       <w:pPr>
         <w:pStyle w:val="Heading1"/>
+        <w:spacing w:before="240"/>
       </w:pPr>
       <w:r>
         <w:t>PHẦN 4</w:t>
       </w:r>
     </w:p>
     <w:p>
-      <w:r>
+      <w:pPr>
+        <w:spacing w:after="160"/>
+        <w:rPr>
+          <w:color w:val="000000"/>
+        </w:rPr>
+      </w:pPr>
+      <w:r>
+        <w:rPr>
+          <w:color w:val="000000"/>
+        </w:rPr>
         <w:t>1. younger</w:t>
       </w:r>
     </w:p>
     <w:p>
-      <w:r>
+      <w:pPr>
+        <w:spacing w:after="160"/>
+        <w:rPr>
+          <w:color w:val="000000"/>
+        </w:rPr>
+      </w:pPr>
+      <w:r>
+        <w:rPr>
+          <w:color w:val="000000"/>
+        </w:rPr>
         <w:t>2. narrower</w:t>
       </w:r>
     </w:p>
     <w:p>
-      <w:r>
+      <w:pPr>
+        <w:spacing w:after="160"/>
+        <w:rPr>
+          <w:color w:val="000000"/>
+        </w:rPr>
+      </w:pPr>
+      <w:r>
+        <w:rPr>
+          <w:color w:val="000000"/>
+        </w:rPr>
         <w:t>3. more beautiful</w:t>
       </w:r>
     </w:p>
     <w:p>
-      <w:r>
+      <w:pPr>
+        <w:spacing w:after="160"/>
+        <w:rPr>
+          <w:color w:val="000000"/>
+        </w:rPr>
+      </w:pPr>
+      <w:r>
+        <w:rPr>
+          <w:color w:val="000000"/>
+        </w:rPr>
         <w:t>4. more clearly</w:t>
       </w:r>
     </w:p>
     <w:p>
-      <w:r>
+      <w:pPr>
+        <w:spacing w:after="160"/>
+        <w:rPr>
+          <w:color w:val="000000"/>
+        </w:rPr>
+      </w:pPr>
+      <w:r>
+        <w:rPr>
+          <w:color w:val="000000"/>
+        </w:rPr>
         <w:t>5. hotter</w:t>
       </w:r>
     </w:p>
     <w:p>
-      <w:r>
+      <w:pPr>
+        <w:spacing w:after="160"/>
+        <w:rPr>
+          <w:color w:val="000000"/>
+        </w:rPr>
+      </w:pPr>
+      <w:r>
+        <w:rPr>
+          <w:color w:val="000000"/>
+        </w:rPr>
         <w:t>6. easier</w:t>
       </w:r>
     </w:p>
     <w:p>
-      <w:r>
+      <w:pPr>
+        <w:spacing w:after="160"/>
+        <w:rPr>
+          <w:color w:val="000000"/>
+        </w:rPr>
+      </w:pPr>
+      <w:r>
+        <w:rPr>
+          <w:color w:val="000000"/>
+        </w:rPr>
         <w:t>7. better</w:t>
       </w:r>
     </w:p>
     <w:p>
-      <w:r>
+      <w:pPr>
+        <w:spacing w:after="160"/>
+        <w:rPr>
+          <w:color w:val="000000"/>
+        </w:rPr>
+      </w:pPr>
+      <w:r>
+        <w:rPr>
+          <w:color w:val="000000"/>
+        </w:rPr>
         <w:t>8. worse</w:t>
       </w:r>
     </w:p>
     <w:p>
-      <w:r>
+      <w:pPr>
+        <w:spacing w:after="160"/>
+        <w:rPr>
+          <w:color w:val="000000"/>
+        </w:rPr>
+      </w:pPr>
+      <w:r>
+        <w:rPr>
+          <w:color w:val="000000"/>
+        </w:rPr>
         <w:t>9. more carefully</w:t>
       </w:r>
     </w:p>
     <w:p>
-      <w:r>
+      <w:pPr>
+        <w:spacing w:after="160"/>
+        <w:rPr>
+          <w:color w:val="000000"/>
+        </w:rPr>
+      </w:pPr>
+      <w:r>
+        <w:rPr>
+          <w:color w:val="000000"/>
+        </w:rPr>
         <w:t>10. more expensive</w:t>
       </w:r>
     </w:p>
     <w:p>
       <w:pPr>
         <w:pStyle w:val="Heading1"/>
+        <w:spacing w:before="240"/>
       </w:pPr>
       <w:r>
         <w:t>PHẦN 5</w:t>
       </w:r>
     </w:p>
     <w:p>
-      <w:r>
+      <w:pPr>
+        <w:spacing w:after="160"/>
+        <w:rPr>
+          <w:color w:val="000000"/>
+        </w:rPr>
+      </w:pPr>
+      <w:r>
+        <w:rPr>
+          <w:color w:val="000000"/>
+        </w:rPr>
         <w:t>1. Lan is as tall as Mai.</w:t>
       </w:r>
     </w:p>
     <w:p>
-      <w:r>
+      <w:pPr>
+        <w:spacing w:after="160"/>
+        <w:rPr>
+          <w:color w:val="000000"/>
+        </w:rPr>
+      </w:pPr>
+      <w:r>
+        <w:rPr>
+          <w:color w:val="000000"/>
+        </w:rPr>
         <w:t>2. My bag is as expensive as yours.</w:t>
       </w:r>
     </w:p>
     <w:p>
-      <w:r>
+      <w:pPr>
+        <w:spacing w:after="160"/>
+        <w:rPr>
+          <w:color w:val="000000"/>
+        </w:rPr>
+      </w:pPr>
+      <w:r>
+        <w:rPr>
+          <w:color w:val="000000"/>
+        </w:rPr>
         <w:t>3. Nam runs as fast as Minh.</w:t>
       </w:r>
     </w:p>
     <w:p>
-      <w:r>
+      <w:pPr>
+        <w:spacing w:after="160"/>
+        <w:rPr>
+          <w:color w:val="000000"/>
+        </w:rPr>
+      </w:pPr>
+      <w:r>
+        <w:rPr>
+          <w:color w:val="000000"/>
+        </w:rPr>
         <w:t>4. This room is as big as that one.</w:t>
       </w:r>
     </w:p>
     <w:p>
-      <w:r>
+      <w:pPr>
+        <w:spacing w:after="160"/>
+        <w:rPr>
+          <w:color w:val="000000"/>
+        </w:rPr>
+      </w:pPr>
+      <w:r>
+        <w:rPr>
+          <w:color w:val="000000"/>
+        </w:rPr>
         <w:t>5. Hoa works as hard as Lan.</w:t>
       </w:r>
     </w:p>
     <w:p>
-      <w:r>
+      <w:pPr>
+        <w:spacing w:after="160"/>
+        <w:rPr>
+          <w:color w:val="000000"/>
+        </w:rPr>
+      </w:pPr>
+      <w:r>
+        <w:rPr>
+          <w:color w:val="000000"/>
+        </w:rPr>
         <w:t>6. My car is not as expensive as yours.</w:t>
       </w:r>
     </w:p>
     <w:p>
-      <w:r>
+      <w:pPr>
+        <w:spacing w:after="160"/>
+        <w:rPr>
+          <w:color w:val="000000"/>
+        </w:rPr>
+      </w:pPr>
+      <w:r>
+        <w:rPr>
+          <w:color w:val="000000"/>
+        </w:rPr>
         <w:t>7. Today is not as hot as yesterday.</w:t>
       </w:r>
     </w:p>
     <w:p>
-      <w:r>
+      <w:pPr>
+        <w:spacing w:after="160"/>
+        <w:rPr>
+          <w:color w:val="000000"/>
+        </w:rPr>
+      </w:pPr>
+      <w:r>
+        <w:rPr>
+          <w:color w:val="000000"/>
+        </w:rPr>
         <w:t>8. This book is not as interesting as that one.</w:t>
       </w:r>
     </w:p>
     <w:p>
-      <w:r>
+      <w:pPr>
+        <w:spacing w:after="160"/>
+        <w:rPr>
+          <w:color w:val="000000"/>
+        </w:rPr>
+      </w:pPr>
+      <w:r>
+        <w:rPr>
+          <w:color w:val="000000"/>
+        </w:rPr>
         <w:t>9. I have as many books as Mai.</w:t>
       </w:r>
     </w:p>
     <w:p>
-      <w:r>
+      <w:pPr>
+        <w:spacing w:after="160"/>
+        <w:rPr>
+          <w:color w:val="000000"/>
+        </w:rPr>
+      </w:pPr>
+      <w:r>
+        <w:rPr>
+          <w:color w:val="000000"/>
+        </w:rPr>
         <w:t>10. We use as much water as they do.</w:t>
       </w:r>
     </w:p>
     <w:p>
       <w:pPr>
         <w:pStyle w:val="Heading1"/>
+        <w:spacing w:before="240"/>
       </w:pPr>
       <w:r>
         <w:t>PHẦN 6</w:t>
       </w:r>
     </w:p>
     <w:p>
-      <w:r>
+      <w:pPr>
+        <w:spacing w:after="160"/>
+        <w:rPr>
+          <w:color w:val="000000"/>
+        </w:rPr>
+      </w:pPr>
+      <w:r>
+        <w:rPr>
+          <w:color w:val="000000"/>
+        </w:rPr>
         <w:t>1. Lan is taller than Mai.</w:t>
       </w:r>
     </w:p>
     <w:p>
-      <w:r>
+      <w:pPr>
+        <w:spacing w:after="160"/>
+        <w:rPr>
+          <w:color w:val="000000"/>
+        </w:rPr>
+      </w:pPr>
+      <w:r>
+        <w:rPr>
+          <w:color w:val="000000"/>
+        </w:rPr>
         <w:t>2. This car is more expensive than that car.</w:t>
       </w:r>
     </w:p>
     <w:p>
-      <w:r>
+      <w:pPr>
+        <w:spacing w:after="160"/>
+        <w:rPr>
+          <w:color w:val="000000"/>
+        </w:rPr>
+      </w:pPr>
+      <w:r>
+        <w:rPr>
+          <w:color w:val="000000"/>
+        </w:rPr>
         <w:t>3. Nam runs faster than Minh.</w:t>
       </w:r>
     </w:p>
     <w:p>
-      <w:r>
+      <w:pPr>
+        <w:spacing w:after="160"/>
+        <w:rPr>
+          <w:color w:val="000000"/>
+        </w:rPr>
+      </w:pPr>
+      <w:r>
+        <w:rPr>
+          <w:color w:val="000000"/>
+        </w:rPr>
         <w:t>4. That exercise is more difficult than this one.</w:t>
       </w:r>
     </w:p>
     <w:p>
-      <w:r>
+      <w:pPr>
+        <w:spacing w:after="160"/>
+        <w:rPr>
+          <w:color w:val="000000"/>
+        </w:rPr>
+      </w:pPr>
+      <w:r>
+        <w:rPr>
+          <w:color w:val="000000"/>
+        </w:rPr>
         <w:t>5. Today is hotter than yesterday.</w:t>
       </w:r>
     </w:p>
     <w:p>
-      <w:r>
+      <w:pPr>
+        <w:spacing w:after="160"/>
+        <w:rPr>
+          <w:color w:val="000000"/>
+        </w:rPr>
+      </w:pPr>
+      <w:r>
+        <w:rPr>
+          <w:color w:val="000000"/>
+        </w:rPr>
         <w:t>6. My new phone works better than my old one.</w:t>
       </w:r>
     </w:p>
     <w:p>
-      <w:r>
+      <w:pPr>
+        <w:spacing w:after="160"/>
+        <w:rPr>
+          <w:color w:val="000000"/>
+        </w:rPr>
+      </w:pPr>
+      <w:r>
+        <w:rPr>
+          <w:color w:val="000000"/>
+        </w:rPr>
         <w:t>7. Lan speaks more clearly than Hoa.</w:t>
       </w:r>
     </w:p>
     <w:p>
-      <w:r>
+      <w:pPr>
+        <w:spacing w:after="160"/>
+        <w:rPr>
+          <w:color w:val="000000"/>
+        </w:rPr>
+      </w:pPr>
+      <w:r>
+        <w:rPr>
+          <w:color w:val="000000"/>
+        </w:rPr>
         <w:t>8. The red box is heavier than the blue box.</w:t>
       </w:r>
     </w:p>
     <w:p>
-      <w:r>
+      <w:pPr>
+        <w:spacing w:after="160"/>
+        <w:rPr>
+          <w:color w:val="000000"/>
+        </w:rPr>
+      </w:pPr>
+      <w:r>
+        <w:rPr>
+          <w:color w:val="000000"/>
+        </w:rPr>
         <w:t>9. Train A is faster than Train B.</w:t>
       </w:r>
     </w:p>
     <w:p>
-      <w:r>
+      <w:pPr>
+        <w:spacing w:after="160"/>
+        <w:rPr>
+          <w:color w:val="000000"/>
+        </w:rPr>
+      </w:pPr>
+      <w:r>
+        <w:rPr>
+          <w:color w:val="000000"/>
+        </w:rPr>
         <w:t>10. This year's test is more difficult than last year's.</w:t>
       </w:r>
     </w:p>
     <w:p>
       <w:pPr>
         <w:pStyle w:val="Heading1"/>
+        <w:spacing w:before="240"/>
       </w:pPr>
       <w:r>
         <w:t>PHẦN 7</w:t>
       </w:r>
     </w:p>
     <w:p>
-      <w:r>
+      <w:pPr>
+        <w:rPr>
+          <w:color w:val="000000"/>
+        </w:rPr>
+      </w:pPr>
+      <w:r>
+        <w:rPr>
+          <w:color w:val="000000"/>
+        </w:rPr>
         <w:t>Gợi ý:</w:t>
       </w:r>
     </w:p>
     <w:p>
-      <w:r>
+      <w:pPr>
+        <w:spacing w:after="160"/>
+        <w:rPr>
+          <w:color w:val="000000"/>
+        </w:rPr>
+      </w:pPr>
+      <w:r>
+        <w:rPr>
+          <w:color w:val="000000"/>
+        </w:rPr>
         <w:t>1. much/far/a lot</w:t>
       </w:r>
     </w:p>
     <w:p>
-      <w:r>
+      <w:pPr>
+        <w:spacing w:after="160"/>
+        <w:rPr>
+          <w:color w:val="000000"/>
+        </w:rPr>
+      </w:pPr>
+      <w:r>
+        <w:rPr>
+          <w:color w:val="000000"/>
+        </w:rPr>
         <w:t>2. a little/slightly</w:t>
       </w:r>
     </w:p>
     <w:p>
-      <w:r>
+      <w:pPr>
+        <w:spacing w:after="160"/>
+        <w:rPr>
+          <w:color w:val="000000"/>
+        </w:rPr>
+      </w:pPr>
+      <w:r>
+        <w:rPr>
+          <w:color w:val="000000"/>
+        </w:rPr>
         <w:t>3. much/far/a lot</w:t>
       </w:r>
     </w:p>
     <w:p>
-      <w:r>
+      <w:pPr>
+        <w:spacing w:after="160"/>
+        <w:rPr>
+          <w:color w:val="000000"/>
+        </w:rPr>
+      </w:pPr>
+      <w:r>
+        <w:rPr>
+          <w:color w:val="000000"/>
+        </w:rPr>
         <w:t>4. a little/slightly</w:t>
       </w:r>
     </w:p>
     <w:p>
-      <w:r>
+      <w:pPr>
+        <w:spacing w:after="160"/>
+        <w:rPr>
+          <w:color w:val="000000"/>
+        </w:rPr>
+      </w:pPr>
+      <w:r>
+        <w:rPr>
+          <w:color w:val="000000"/>
+        </w:rPr>
         <w:t>5. much/far/a lot</w:t>
       </w:r>
     </w:p>
     <w:p>
-      <w:r>
+      <w:pPr>
+        <w:spacing w:after="160"/>
+        <w:rPr>
+          <w:color w:val="000000"/>
+        </w:rPr>
+      </w:pPr>
+      <w:r>
+        <w:rPr>
+          <w:color w:val="000000"/>
+        </w:rPr>
         <w:t>6. a little/slightly</w:t>
       </w:r>
     </w:p>
     <w:p>
-      <w:r>
+      <w:pPr>
+        <w:spacing w:after="160"/>
+        <w:rPr>
+          <w:color w:val="000000"/>
+        </w:rPr>
+      </w:pPr>
+      <w:r>
+        <w:rPr>
+          <w:color w:val="000000"/>
+        </w:rPr>
         <w:t>7. much/far/a lot</w:t>
       </w:r>
     </w:p>
     <w:p>
-      <w:r>
+      <w:pPr>
+        <w:spacing w:after="160"/>
+        <w:rPr>
+          <w:color w:val="000000"/>
+        </w:rPr>
+      </w:pPr>
+      <w:r>
+        <w:rPr>
+          <w:color w:val="000000"/>
+        </w:rPr>
         <w:t>8. a little/slightly</w:t>
       </w:r>
     </w:p>
     <w:p>
-      <w:r>
+      <w:pPr>
+        <w:spacing w:after="160"/>
+        <w:rPr>
+          <w:color w:val="000000"/>
+        </w:rPr>
+      </w:pPr>
+      <w:r>
+        <w:rPr>
+          <w:color w:val="000000"/>
+        </w:rPr>
         <w:t>9. much/far/a lot</w:t>
       </w:r>
     </w:p>
     <w:p>
-      <w:r>
+      <w:pPr>
+        <w:spacing w:after="160"/>
+        <w:rPr>
+          <w:color w:val="000000"/>
+        </w:rPr>
+      </w:pPr>
+      <w:r>
+        <w:rPr>
+          <w:color w:val="000000"/>
+        </w:rPr>
         <w:t>10. a little/slightly</w:t>
       </w:r>
     </w:p>
     <w:p>
       <w:pPr>
         <w:pStyle w:val="Heading1"/>
+        <w:spacing w:before="240"/>
       </w:pPr>
       <w:r>
         <w:t>PHẦN 8</w:t>
       </w:r>
     </w:p>
     <w:p>
-      <w:r>
+      <w:pPr>
+        <w:spacing w:after="160"/>
+        <w:rPr>
+          <w:color w:val="000000"/>
+        </w:rPr>
+      </w:pPr>
+      <w:r>
+        <w:rPr>
+          <w:color w:val="000000"/>
+        </w:rPr>
         <w:t>1. Lan is as tall as Mai.</w:t>
       </w:r>
     </w:p>
     <w:p>
-      <w:r>
+      <w:pPr>
+        <w:spacing w:after="160"/>
+        <w:rPr>
+          <w:color w:val="000000"/>
+        </w:rPr>
+      </w:pPr>
+      <w:r>
+        <w:rPr>
+          <w:color w:val="000000"/>
+        </w:rPr>
         <w:t>2. Nam is taller than Minh.</w:t>
       </w:r>
     </w:p>
     <w:p>
-      <w:r>
+      <w:pPr>
+        <w:spacing w:after="160"/>
+        <w:rPr>
+          <w:color w:val="000000"/>
+        </w:rPr>
+      </w:pPr>
+      <w:r>
+        <w:rPr>
+          <w:color w:val="000000"/>
+        </w:rPr>
         <w:t>3. This flower is more beautiful.</w:t>
       </w:r>
     </w:p>
     <w:p>
-      <w:r>
+      <w:pPr>
+        <w:spacing w:after="160"/>
+        <w:rPr>
+          <w:color w:val="000000"/>
+        </w:rPr>
+      </w:pPr>
+      <w:r>
+        <w:rPr>
+          <w:color w:val="000000"/>
+        </w:rPr>
         <w:t>4. My room is bigger than yours.</w:t>
       </w:r>
     </w:p>
     <w:p>
-      <w:r>
+      <w:pPr>
+        <w:spacing w:after="160"/>
+        <w:rPr>
+          <w:color w:val="000000"/>
+        </w:rPr>
+      </w:pPr>
+      <w:r>
+        <w:rPr>
+          <w:color w:val="000000"/>
+        </w:rPr>
         <w:t>5. This test is better than that one.</w:t>
       </w:r>
     </w:p>
     <w:p>
-      <w:r>
+      <w:pPr>
+        <w:spacing w:after="160"/>
+        <w:rPr>
+          <w:color w:val="000000"/>
+        </w:rPr>
+      </w:pPr>
+      <w:r>
+        <w:rPr>
+          <w:color w:val="000000"/>
+        </w:rPr>
         <w:t>6. Today is much hotter.</w:t>
       </w:r>
     </w:p>
     <w:p>
-      <w:r>
+      <w:pPr>
+        <w:spacing w:after="160"/>
+        <w:rPr>
+          <w:color w:val="000000"/>
+        </w:rPr>
+      </w:pPr>
+      <w:r>
+        <w:rPr>
+          <w:color w:val="000000"/>
+        </w:rPr>
         <w:t>7. He runs faster than me.</w:t>
       </w:r>
     </w:p>
     <w:p>
-      <w:r>
+      <w:pPr>
+        <w:spacing w:after="160"/>
+        <w:rPr>
+          <w:color w:val="000000"/>
+        </w:rPr>
+      </w:pPr>
+      <w:r>
+        <w:rPr>
+          <w:color w:val="000000"/>
+        </w:rPr>
         <w:t>8. This bag is not as expensive as that one.</w:t>
       </w:r>
     </w:p>
     <w:p>
-      <w:r>
+      <w:pPr>
+        <w:spacing w:after="160"/>
+        <w:rPr>
+          <w:color w:val="000000"/>
+        </w:rPr>
+      </w:pPr>
+      <w:r>
+        <w:rPr>
+          <w:color w:val="000000"/>
+        </w:rPr>
         <w:t>9. She has as many books as Lan.</w:t>
       </w:r>
     </w:p>
     <w:p>
-      <w:r>
+      <w:pPr>
+        <w:spacing w:after="160"/>
+        <w:rPr>
+          <w:color w:val="000000"/>
+        </w:rPr>
+      </w:pPr>
+      <w:r>
+        <w:rPr>
+          <w:color w:val="000000"/>
+        </w:rPr>
         <w:t>10. The weather is worse today.</w:t>
       </w:r>
     </w:p>
     <w:p>
       <w:pPr>
         <w:pStyle w:val="Heading1"/>
+        <w:spacing w:before="240"/>
       </w:pPr>
       <w:r>
         <w:t>PHẦN 9</w:t>
       </w:r>
     </w:p>
     <w:p>
-      <w:r>
+      <w:pPr>
+        <w:spacing w:after="160"/>
+        <w:rPr>
+          <w:color w:val="000000"/>
+        </w:rPr>
+      </w:pPr>
+      <w:r>
+        <w:rPr>
+          <w:color w:val="000000"/>
+        </w:rPr>
         <w:t>1. Lan.</w:t>
       </w:r>
     </w:p>
     <w:p>
-      <w:r>
+      <w:pPr>
+        <w:spacing w:after="160"/>
+        <w:rPr>
+          <w:color w:val="000000"/>
+        </w:rPr>
+      </w:pPr>
+      <w:r>
+        <w:rPr>
+          <w:color w:val="000000"/>
+        </w:rPr>
         <w:t>2. Two years.</w:t>
       </w:r>
     </w:p>
     <w:p>
-      <w:r>
+      <w:pPr>
+        <w:spacing w:after="160"/>
+        <w:rPr>
+          <w:color w:val="000000"/>
+        </w:rPr>
+      </w:pPr>
+      <w:r>
+        <w:rPr>
+          <w:color w:val="000000"/>
+        </w:rPr>
         <w:t>3. Hoa.</w:t>
       </w:r>
     </w:p>
     <w:p>
-      <w:r>
+      <w:pPr>
+        <w:spacing w:after="160"/>
+        <w:rPr>
+          <w:color w:val="000000"/>
+        </w:rPr>
+      </w:pPr>
+      <w:r>
+        <w:rPr>
+          <w:color w:val="000000"/>
+        </w:rPr>
         <w:t>4. No, it is slight.</w:t>
       </w:r>
     </w:p>
     <w:p>
-      <w:r>
+      <w:pPr>
+        <w:spacing w:after="160"/>
+        <w:rPr>
+          <w:color w:val="000000"/>
+        </w:rPr>
+      </w:pPr>
+      <w:r>
+        <w:rPr>
+          <w:color w:val="000000"/>
+        </w:rPr>
         <w:t>5. Lan.</w:t>
       </w:r>
     </w:p>
     <w:p>
-      <w:r>
+      <w:pPr>
+        <w:spacing w:after="160"/>
+        <w:rPr>
+          <w:color w:val="000000"/>
+        </w:rPr>
+      </w:pPr>
+      <w:r>
+        <w:rPr>
+          <w:color w:val="000000"/>
+        </w:rPr>
         <w:t>6. Hoa.</w:t>
       </w:r>
     </w:p>
     <w:p>
-      <w:r>
+      <w:pPr>
+        <w:spacing w:after="160"/>
+        <w:rPr>
+          <w:color w:val="000000"/>
+        </w:rPr>
+      </w:pPr>
+      <w:r>
+        <w:rPr>
+          <w:color w:val="000000"/>
+        </w:rPr>
         <w:t>7. No. She reads as quickly as Lan.</w:t>
       </w:r>
     </w:p>
     <w:p>
-      <w:r>
+      <w:pPr>
+        <w:spacing w:after="160"/>
+        <w:rPr>
+          <w:color w:val="000000"/>
+        </w:rPr>
+      </w:pPr>
+      <w:r>
+        <w:rPr>
+          <w:color w:val="000000"/>
+        </w:rPr>
         <w:t>8. Lan.</w:t>
       </w:r>
     </w:p>
     <w:p>
-      <w:r>
+      <w:pPr>
+        <w:spacing w:after="160"/>
+        <w:rPr>
+          <w:color w:val="000000"/>
+        </w:rPr>
+      </w:pPr>
+      <w:r>
+        <w:rPr>
+          <w:color w:val="000000"/>
+        </w:rPr>
         <w:t>9. Lan.</w:t>
       </w:r>
     </w:p>
     <w:p>
-      <w:r>
+      <w:pPr>
+        <w:spacing w:after="160"/>
+        <w:rPr>
+          <w:color w:val="000000"/>
+        </w:rPr>
+      </w:pPr>
+      <w:r>
+        <w:rPr>
+          <w:color w:val="000000"/>
+        </w:rPr>
         <w:t>10. Because they work equally hard.</w:t>
       </w:r>
     </w:p>
     <w:p>
       <w:pPr>
         <w:pStyle w:val="Heading1"/>
+        <w:spacing w:before="240"/>
       </w:pPr>
       <w:r>
         <w:t>PHẦN 10</w:t>
       </w:r>
     </w:p>
     <w:p>
-      <w:r>
+      <w:pPr>
+        <w:spacing w:after="160"/>
+        <w:rPr>
+          <w:color w:val="000000"/>
+        </w:rPr>
+      </w:pPr>
+      <w:r>
+        <w:rPr>
+          <w:color w:val="000000"/>
+        </w:rPr>
         <w:t>1. Lan is as tall as Mai.</w:t>
       </w:r>
     </w:p>
     <w:p>
-      <w:r>
+      <w:pPr>
+        <w:spacing w:after="160"/>
+        <w:rPr>
+          <w:color w:val="000000"/>
+        </w:rPr>
+      </w:pPr>
+      <w:r>
+        <w:rPr>
+          <w:color w:val="000000"/>
+        </w:rPr>
         <w:t>2. This room is not as big as that one.</w:t>
       </w:r>
     </w:p>
     <w:p>
-      <w:r>
+      <w:pPr>
+        <w:spacing w:after="160"/>
+        <w:rPr>
+          <w:color w:val="000000"/>
+        </w:rPr>
+      </w:pPr>
+      <w:r>
+        <w:rPr>
+          <w:color w:val="000000"/>
+        </w:rPr>
         <w:t>3. Nam is taller than Minh.</w:t>
       </w:r>
     </w:p>
     <w:p>
-      <w:r>
+      <w:pPr>
+        <w:spacing w:after="160"/>
+        <w:rPr>
+          <w:color w:val="000000"/>
+        </w:rPr>
+      </w:pPr>
+      <w:r>
+        <w:rPr>
+          <w:color w:val="000000"/>
+        </w:rPr>
         <w:t>4. The book is more interesting than the film.</w:t>
       </w:r>
     </w:p>
     <w:p>
-      <w:r>
+      <w:pPr>
+        <w:spacing w:after="160"/>
+        <w:rPr>
+          <w:color w:val="000000"/>
+        </w:rPr>
+      </w:pPr>
+      <w:r>
+        <w:rPr>
+          <w:color w:val="000000"/>
+        </w:rPr>
         <w:t>5. Today is hotter than yesterday.</w:t>
       </w:r>
     </w:p>
     <w:p>
-      <w:r>
+      <w:pPr>
+        <w:spacing w:after="160"/>
+        <w:rPr>
+          <w:color w:val="000000"/>
+        </w:rPr>
+      </w:pPr>
+      <w:r>
+        <w:rPr>
+          <w:color w:val="000000"/>
+        </w:rPr>
         <w:t>6. This test is better than the last one.</w:t>
       </w:r>
     </w:p>
     <w:p>
-      <w:r>
+      <w:pPr>
+        <w:spacing w:after="160"/>
+        <w:rPr>
+          <w:color w:val="000000"/>
+        </w:rPr>
+      </w:pPr>
+      <w:r>
+        <w:rPr>
+          <w:color w:val="000000"/>
+        </w:rPr>
         <w:t>7. The weather is worse than yesterday.</w:t>
       </w:r>
     </w:p>
     <w:p>
-      <w:r>
+      <w:pPr>
+        <w:spacing w:after="160"/>
+        <w:rPr>
+          <w:color w:val="000000"/>
+        </w:rPr>
+      </w:pPr>
+      <w:r>
+        <w:rPr>
+          <w:color w:val="000000"/>
+        </w:rPr>
         <w:t>8. She speaks more clearly than me.</w:t>
       </w:r>
     </w:p>
     <w:p>
-      <w:r>
+      <w:pPr>
+        <w:spacing w:after="160"/>
+        <w:rPr>
+          <w:color w:val="000000"/>
+        </w:rPr>
+      </w:pPr>
+      <w:r>
+        <w:rPr>
+          <w:color w:val="000000"/>
+        </w:rPr>
         <w:t>9. This car is much faster than mine.</w:t>
       </w:r>
     </w:p>
     <w:p>
-      <w:r>
+      <w:pPr>
+        <w:spacing w:after="160"/>
+        <w:rPr>
+          <w:color w:val="000000"/>
+        </w:rPr>
+      </w:pPr>
+      <w:r>
+        <w:rPr>
+          <w:color w:val="000000"/>
+        </w:rPr>
         <w:t>10. I have as many books as Lan.</w:t>
       </w:r>
     </w:p>
-    <w:p/>
+    <w:p>
+      <w:pPr>
+        <w:rPr>
+          <w:color w:val="000000"/>
+        </w:rPr>
+      </w:pPr>
+    </w:p>
     <w:sectPr>
       <w:pgSz w:w="12240" w:h="15840"/>
       <w:pgMar w:top="850" w:right="1134" w:bottom="850" w:left="1134" w:header="720" w:footer="720" w:gutter="0"/>
